--- a/exercise-answers/02_create_game_answer.docx
+++ b/exercise-answers/02_create_game_answer.docx
@@ -825,7 +825,7 @@
                 <w:sz w:val="17"/>
                 <w:szCs w:val="17"/>
               </w:rPr>
-              <w:t xml:space="preserve">        PenaltyTile(4, "מכס", 100),</w:t>
+              <w:t xml:space="preserve">        PenaltyTile(4, "מכס", 350),</w:t>
             </w:r>
           </w:p>
           <w:p>
@@ -921,7 +921,7 @@
                 <w:sz w:val="17"/>
                 <w:szCs w:val="17"/>
               </w:rPr>
-              <w:t xml:space="preserve">        PenaltyTile(10, "מס נמל", 75),</w:t>
+              <w:t xml:space="preserve">        PenaltyTile(10, "מס נמל", 450),</w:t>
             </w:r>
           </w:p>
           <w:p>
@@ -1001,7 +1001,7 @@
                 <w:sz w:val="17"/>
                 <w:szCs w:val="17"/>
               </w:rPr>
-              <w:t xml:space="preserve">        PenaltyTile(15, "מס יוקרה", 150),</w:t>
+              <w:t xml:space="preserve">        PenaltyTile(15, "מס יוקרה", 650),</w:t>
             </w:r>
           </w:p>
           <w:p>
